--- a/chap6_RNN/报告.docx
+++ b/chap6_RNN/报告.docx
@@ -558,8 +558,6 @@
         </w:rPr>
         <w:t>生成诗歌</w:t>
       </w:r>
-      <w:bookmarkStart w:id="0" w:name="_GoBack"/>
-      <w:bookmarkEnd w:id="0"/>
     </w:p>
     <w:p>
       <w:pPr>
@@ -571,9 +569,9 @@
       <w:r>
         <w:drawing>
           <wp:inline distT="0" distB="0" distL="114300" distR="114300">
-            <wp:extent cx="5262880" cy="2349500"/>
-            <wp:effectExtent l="0" t="0" r="7620" b="0"/>
-            <wp:docPr id="6" name="图片 4"/>
+            <wp:extent cx="5271135" cy="3749675"/>
+            <wp:effectExtent l="0" t="0" r="12065" b="9525"/>
+            <wp:docPr id="3" name="图片 1"/>
             <wp:cNvGraphicFramePr>
               <a:graphicFrameLocks xmlns:a="http://schemas.openxmlformats.org/drawingml/2006/main" noChangeAspect="1"/>
             </wp:cNvGraphicFramePr>
@@ -581,7 +579,7 @@
               <a:graphicData uri="http://schemas.openxmlformats.org/drawingml/2006/picture">
                 <pic:pic xmlns:pic="http://schemas.openxmlformats.org/drawingml/2006/picture">
                   <pic:nvPicPr>
-                    <pic:cNvPr id="6" name="图片 4"/>
+                    <pic:cNvPr id="3" name="图片 1"/>
                     <pic:cNvPicPr>
                       <a:picLocks noChangeAspect="1"/>
                     </pic:cNvPicPr>
@@ -595,7 +593,7 @@
                   <pic:spPr>
                     <a:xfrm>
                       <a:off x="0" y="0"/>
-                      <a:ext cx="5262880" cy="2349500"/>
+                      <a:ext cx="5271135" cy="3749675"/>
                     </a:xfrm>
                     <a:prstGeom prst="rect">
                       <a:avLst/>
@@ -611,6 +609,8 @@
           </wp:inline>
         </w:drawing>
       </w:r>
+      <w:bookmarkStart w:id="0" w:name="_GoBack"/>
+      <w:bookmarkEnd w:id="0"/>
     </w:p>
     <w:p>
       <w:pPr>
